--- a/data/cvs/cv_188_KOKO_Networks_Senior_Data_Engineer.docx
+++ b/data/cvs/cv_188_KOKO_Networks_Senior_Data_Engineer.docx
@@ -86,7 +86,7 @@
         <w:rPr>
           <w:sz w:val="20"/>
         </w:rPr>
-        <w:t>Full Stack Developer and AI engineer with a focus on data-driven systems. I build full-stack applications, from Python backends and REST APIs to React frontends, and have extensive experience in AI data work, including model evaluation, prompt engineering, and dataset structuring. Currently, I'm leading the development of production-ready systems at Copy Cat Group, including an SAP API integration and an AI-powered tender scraping pipeline.</w:t>
+        <w:t>Full Stack Developer and AI Engineer designing and implementing robust systems and data pipelines, working with Python, JavaScript, and various data stores across U.S. and Kenyan tech companies. I have hands-on experience in data engineering fundamentals including LLM evaluation, dataset structuring, and automation tools, directly contributing to production AI model training. Currently at Copy Cat Group, I integrate complex SAP APIs, formalise system designs for enterprise architecture, and prototype AI-powered tender scraping pipelines for operational analytics and data management.</w:t>
       </w:r>
     </w:p>
     <w:p>
@@ -119,7 +119,7 @@
         <w:rPr>
           <w:sz w:val="20"/>
         </w:rPr>
-        <w:t>Python, JavaScript, SQL, PHP, Kotlin, Bash, HTML, CSS</w:t>
+        <w:t>Python, JavaScript, SQL, Bash</w:t>
       </w:r>
     </w:p>
     <w:p>
@@ -137,7 +137,7 @@
         <w:rPr>
           <w:sz w:val="20"/>
         </w:rPr>
-        <w:t>React, Node.js, Django, Flask</w:t>
+        <w:t>React, Node.js, Django, Flask, Pandas, NumPy</w:t>
       </w:r>
     </w:p>
     <w:p>
@@ -173,7 +173,7 @@
         <w:rPr>
           <w:sz w:val="20"/>
         </w:rPr>
-        <w:t>Pandas, NumPy, Excel, Data Visualisation, Statistical Analysis</w:t>
+        <w:t>Excel, Data Visualisation, Statistical Analysis</w:t>
       </w:r>
     </w:p>
     <w:p>
@@ -209,7 +209,7 @@
         <w:rPr>
           <w:sz w:val="20"/>
         </w:rPr>
-        <w:t>n8n, Playwright, APScheduler, Web Scraping, REST APIs</w:t>
+        <w:t>n8n, Playwright, APScheduler, Web Scraping, REST APIs, Git, GitHub, Postman</w:t>
       </w:r>
     </w:p>
     <w:p>
@@ -227,7 +227,7 @@
         <w:rPr>
           <w:sz w:val="20"/>
         </w:rPr>
-        <w:t>Git, GitHub, Postman, VS Code, Jira, Trello, Slack, HubSpot, Figma, Docker, Oracle Cloud, Google Cloud Platform</w:t>
+        <w:t>Oracle Cloud, Google Cloud Platform, Docker</w:t>
       </w:r>
     </w:p>
     <w:p>
@@ -245,7 +245,7 @@
         <w:rPr>
           <w:sz w:val="20"/>
         </w:rPr>
-        <w:t>data engineering, data infrastructure, ETL pipelines, data models, data stores, data quality, data security, AWS, data centers, distributed systems, end-to-end systems, real-time data processing, IoT, data processing</w:t>
+        <w:t>data infrastructure, ETL pipelines, data models, data quality, data security, AWS, data centers, business strategy, operations planning, product design, systems thinking, distributed systems</w:t>
       </w:r>
     </w:p>
     <w:p>
@@ -263,7 +263,7 @@
         <w:rPr>
           <w:sz w:val="20"/>
         </w:rPr>
-        <w:t>data management, analytics, business strategy, operations planning, product design, Agile, sprint planning, retrospectives, recruitment, team management, engineering culture, technology, problem-solving, collaboration, data-driven decision making</w:t>
+        <w:t>IoT, real-time data processing, data processing, data analysis, self-service tools, sprint planning, Agile, recruitment, team management, engineering culture, problem-solving, collaboration, communication</w:t>
       </w:r>
     </w:p>
     <w:p>
@@ -313,7 +313,7 @@
         <w:rPr>
           <w:sz w:val="20"/>
         </w:rPr>
-        <w:t>Leading the development of an SAP API integration with an internal Credit Control System, creating an automated solution for OA and IT business units.</w:t>
+        <w:t>Integrated SAP APIs with internal Credit Control System, automating workflows for IT and OA business units.</w:t>
       </w:r>
     </w:p>
     <w:p>
@@ -325,7 +325,7 @@
         <w:rPr>
           <w:sz w:val="20"/>
         </w:rPr>
-        <w:t>Designing and implementing an AI-powered tender scraping pipeline to automate tender discovery and processing.</w:t>
+        <w:t>Authored comprehensive System Design Documents covering Application, Data, Integration, and Security Architecture.</w:t>
       </w:r>
     </w:p>
     <w:p>
@@ -337,7 +337,19 @@
         <w:rPr>
           <w:sz w:val="20"/>
         </w:rPr>
-        <w:t>Authoring technical documentation, including Business Requirements Documents (BRDs) and System Design Documents (SDDs), to define project scope and architecture.</w:t>
+        <w:t>Designed agent specifications and prototyped AI tender scraping pipeline for automated opportunity discovery.</w:t>
+      </w:r>
+    </w:p>
+    <w:p>
+      <w:pPr>
+        <w:pStyle w:val="ListBullet"/>
+        <w:spacing w:before="0" w:after="20"/>
+      </w:pPr>
+      <w:r>
+        <w:rPr>
+          <w:sz w:val="20"/>
+        </w:rPr>
+        <w:t>Defined problem statements and built MVP Product Tracker, driving client product initiatives.</w:t>
       </w:r>
     </w:p>
     <w:p>
@@ -372,7 +384,31 @@
         <w:rPr>
           <w:sz w:val="20"/>
         </w:rPr>
-        <w:t>Trained AI models through difference-based captioning and multimodal dataset categorisation, improving model accuracy.</w:t>
+        <w:t>Generated precise difference-based captions for multimodal datasets to train advanced AI models.</w:t>
+      </w:r>
+    </w:p>
+    <w:p>
+      <w:pPr>
+        <w:pStyle w:val="ListBullet"/>
+        <w:spacing w:before="0" w:after="20"/>
+      </w:pPr>
+      <w:r>
+        <w:rPr>
+          <w:sz w:val="20"/>
+        </w:rPr>
+        <w:t>Performed categorisation, bounding, and consistency checks, improving multimodal model accuracy.</w:t>
+      </w:r>
+    </w:p>
+    <w:p>
+      <w:pPr>
+        <w:pStyle w:val="ListBullet"/>
+        <w:spacing w:before="0" w:after="20"/>
+      </w:pPr>
+      <w:r>
+        <w:rPr>
+          <w:sz w:val="20"/>
+        </w:rPr>
+        <w:t>Contributed high-quality annotated outputs, directly feeding production AI model training pipelines.</w:t>
       </w:r>
     </w:p>
     <w:p>
@@ -407,7 +443,31 @@
         <w:rPr>
           <w:sz w:val="20"/>
         </w:rPr>
-        <w:t>Built full-stack solutions, including UI components and API optimisation, for U.S.-based clients across sectors.</w:t>
+        <w:t>Developed and delivered full-stack solutions for U.S.-based clients across diverse sectors.</w:t>
+      </w:r>
+    </w:p>
+    <w:p>
+      <w:pPr>
+        <w:pStyle w:val="ListBullet"/>
+        <w:spacing w:before="0" w:after="20"/>
+      </w:pPr>
+      <w:r>
+        <w:rPr>
+          <w:sz w:val="20"/>
+        </w:rPr>
+        <w:t>Optimised APIs and built UI components for CMS-based website systems, improving performance.</w:t>
+      </w:r>
+    </w:p>
+    <w:p>
+      <w:pPr>
+        <w:pStyle w:val="ListBullet"/>
+        <w:spacing w:before="0" w:after="20"/>
+      </w:pPr>
+      <w:r>
+        <w:rPr>
+          <w:sz w:val="20"/>
+        </w:rPr>
+        <w:t>Collaborated with remote teams to debug, improve performance, and implement client feedback.</w:t>
       </w:r>
     </w:p>
     <w:p>
@@ -442,7 +502,31 @@
         <w:rPr>
           <w:sz w:val="20"/>
         </w:rPr>
-        <w:t>Performed intent detection, slot tagging, and utterance verification for health and agriculture AI systems, ensuring high-quality training data.</w:t>
+        <w:t>Annotated and evaluated datasets for health and agriculture AI systems</w:t>
+      </w:r>
+    </w:p>
+    <w:p>
+      <w:pPr>
+        <w:pStyle w:val="ListBullet"/>
+        <w:spacing w:before="0" w:after="20"/>
+      </w:pPr>
+      <w:r>
+        <w:rPr>
+          <w:sz w:val="20"/>
+        </w:rPr>
+        <w:t>Performed intent detection, slot tagging, utterance verification, and structured dataset creation</w:t>
+      </w:r>
+    </w:p>
+    <w:p>
+      <w:pPr>
+        <w:pStyle w:val="ListBullet"/>
+        <w:spacing w:before="0" w:after="20"/>
+      </w:pPr>
+      <w:r>
+        <w:rPr>
+          <w:sz w:val="20"/>
+        </w:rPr>
+        <w:t>Ensured annotation quality and consistency across multilingual and multimodal training data</w:t>
       </w:r>
     </w:p>
     <w:p>
